--- a/docs/papers/publication/jikm_submission_package/Paper2_JIKM_Publication_2026-09-10.docx
+++ b/docs/papers/publication/jikm_submission_package/Paper2_JIKM_Publication_2026-09-10.docx
@@ -4082,7 +4082,7 @@
         <w:jc w:val="both"/>
       </w:pPr>
       <w:r>
-        <w:t>Funding. [FUNDING STATEMENT TO BE CONFIRMED BY THE AUTHORS: no external funding or programme support has been recorded for this study — please confirm, or supply the applicable funding acknowledgement.]</w:t>
+        <w:t>Funding. This research received no external funding.</w:t>
       </w:r>
     </w:p>
     <w:p>
@@ -4090,7 +4090,7 @@
         <w:jc w:val="both"/>
       </w:pPr>
       <w:r>
-        <w:t>Conflicts of interest. [CONFLICTS-OF-INTEREST STATEMENT TO BE CONFIRMED BY THE AUTHORS: the first author is a part-time EngD candidate; the study was conducted in partnership with an industrial partner (Dr Migar), and the characterisation of that relationship is at draft-review level — please confirm the final wording, including any interests arising from the industrial partnership.]</w:t>
+        <w:t>Conflicts of interest. The authors declare no competing financial interests. The study was conducted in partnership with the residential care provider operating the study facility; the provider had no role in study design, analysis, or the decision to publish.</w:t>
       </w:r>
     </w:p>
     <w:p>

--- a/docs/papers/publication/jikm_submission_package/Paper2_JIKM_Publication_2026-09-10.docx
+++ b/docs/papers/publication/jikm_submission_package/Paper2_JIKM_Publication_2026-09-10.docx
@@ -294,7 +294,7 @@
     </w:p>
     <w:p>
       <w:r>
-        <w:t>The programme operates under the ethics policy of The Hong Kong Polytechnic University and in accordance with the Declaration of Helsinki; the programme, including the characterisation of the Stage-2 consent arrangement, was approved by the university's Human Subjects Ethics Sub-Committee (application reference HSEARS20260805008; Principal Investigator: Prof. C. F. Cheung; approved in August 2026, following completion of the June–August 2025 fieldwork; the approval covers the procedures as conducted). [Working-draft note: the exact approval date and the scope wording of the approval memorandum are pending verification against the memo; the application reference number is confirmed.] The procedure itself is reported exactly as conducted. The facility's management, operators and nursing team approved and supported the deployment (gatekeeper consent, recorded); residents were invited to try the gamified system as a facility activity, and play was voluntary and free of charge. Participants were not told during the deployment that play formed part of a research project: announcing a fall-risk study would have re-imposed the clinical assessment frame whose behavioural effect was under study, so incomplete disclosure was integral to the design. Written consent was obtained from the sustained participants at the close of the eight-week cycle; all data were pseudonymised at collection, and no identifiers were transmitted to third-party services. Trained facility personnel remained present throughout sessions, with non-slip flooring and grab rails in reach, and no adverse events occurred.</w:t>
+        <w:t>The programme operates under the ethics policy of The Hong Kong Polytechnic University and in accordance with the Declaration of Helsinki; the programme, including the characterisation of the Stage-2 consent arrangement, was approved by the university's Human Subjects Ethics Sub-Committee (application reference HSEARS20260805008; Principal Investigator: Prof. C. F. Cheung; approved 6 August 2026 by the Departmental Research Committee of the Department of Industrial and Systems Engineering on behalf of the PolyU Institutional Review Board, for the approval period 16 June 2024 to 30 October 2026, following completion of the June–August 2025 fieldwork; the approval covers the procedures as conducted). The procedure itself is reported exactly as conducted. The facility's management, operators and nursing team approved and supported the deployment (gatekeeper consent, recorded); residents were invited to try the gamified system as a facility activity, and play was voluntary and free of charge. Participants were not told during the deployment that play formed part of a research project: announcing a fall-risk study would have re-imposed the clinical assessment frame whose behavioural effect was under study, so incomplete disclosure was integral to the design. Written consent was obtained from the sustained participants at the close of the eight-week cycle; all data were pseudonymised at collection, and no identifiers were transmitted to third-party services. Trained facility personnel remained present throughout sessions, with non-slip flooring and grab rails in reach, and no adverse events occurred.</w:t>
       </w:r>
     </w:p>
     <w:p>

--- a/docs/papers/publication/jikm_submission_package/Paper2_JIKM_Publication_2026-09-10.docx
+++ b/docs/papers/publication/jikm_submission_package/Paper2_JIKM_Publication_2026-09-10.docx
@@ -3697,7 +3697,7 @@
           </w:tcPr>
           <w:p>
             <w:r>
-              <w:t>Symptom-improvement entries compiled by the researcher from therapists’ near-daily verbal reports (therapists kept no written per-participant records); satisfaction ratings from the after-game questionnaire.</w:t>
+              <w:t>Symptom-improvement entries compiled by the researcher from therapists’ near-daily verbal reports (therapists kept no written per-participant records); satisfaction ratings from the after-game questionnaire.; satisfaction ratings from the after-game participant questionnaire</w:t>
             </w:r>
           </w:p>
         </w:tc>
